--- a/[1]Books/Last Transmission.docx
+++ b/[1]Books/Last Transmission.docx
@@ -36,7 +36,6 @@
         </w:rPr>
         <w:t xml:space="preserve">Transmission</w:t>
       </w:r>
-      <w:r/>
       <w:r>
         <w:rPr>
           <w:rFonts w:ascii="Calibri" w:hAnsi="Calibri" w:eastAsia="Calibri" w:cs="Calibri"/>
@@ -96,6 +95,14 @@
           <w:highlight w:val="none"/>
         </w:rPr>
       </w:r>
+      <w:r>
+        <w:rPr>
+          <w:rFonts w:ascii="Calibri" w:hAnsi="Calibri" w:eastAsia="Calibri" w:cs="Calibri"/>
+          <w:sz w:val="24"/>
+          <w:szCs w:val="24"/>
+          <w:highlight w:val="none"/>
+        </w:rPr>
+      </w:r>
     </w:p>
     <w:p>
       <w:pPr>
@@ -122,6 +129,14 @@
           <w:highlight w:val="none"/>
         </w:rPr>
         <w:t xml:space="preserve">-I am sorry! I told you I had no way of knowing what would happen if we did this.</w:t>
+      </w:r>
+      <w:r>
+        <w:rPr>
+          <w:rFonts w:ascii="Calibri" w:hAnsi="Calibri" w:eastAsia="Calibri" w:cs="Calibri"/>
+          <w:sz w:val="24"/>
+          <w:szCs w:val="24"/>
+          <w:highlight w:val="none"/>
+        </w:rPr>
       </w:r>
       <w:r>
         <w:rPr>
@@ -199,42 +214,7 @@
           <w:szCs w:val="24"/>
           <w:highlight w:val="none"/>
         </w:rPr>
-        <w:t xml:space="preserve">-Your incompetence has doomed us all!</w:t>
-      </w:r>
-      <w:r>
-        <w:rPr>
-          <w:rFonts w:ascii="Calibri" w:hAnsi="Calibri" w:eastAsia="Calibri" w:cs="Calibri"/>
-          <w:sz w:val="24"/>
-          <w:szCs w:val="24"/>
-          <w:highlight w:val="none"/>
-        </w:rPr>
-      </w:r>
-    </w:p>
-    <w:p>
-      <w:pPr>
-        <w:pBdr>
-          <w:top w:val="none" w:color="000000" w:sz="4" w:space="0"/>
-          <w:left w:val="none" w:color="000000" w:sz="4" w:space="0"/>
-          <w:bottom w:val="none" w:color="000000" w:sz="4" w:space="0"/>
-          <w:right w:val="none" w:color="000000" w:sz="4" w:space="0"/>
-        </w:pBdr>
-        <w:spacing/>
-        <w:ind w:right="0" w:firstLine="0" w:left="0"/>
-        <w:rPr>
-          <w:rFonts w:ascii="Calibri" w:hAnsi="Calibri" w:eastAsia="Calibri" w:cs="Calibri"/>
-          <w:sz w:val="24"/>
-          <w:szCs w:val="24"/>
-          <w:highlight w:val="none"/>
-        </w:rPr>
-      </w:pPr>
-      <w:r>
-        <w:rPr>
-          <w:rFonts w:ascii="Calibri" w:hAnsi="Calibri" w:eastAsia="Calibri" w:cs="Calibri"/>
-          <w:sz w:val="24"/>
-          <w:szCs w:val="24"/>
-          <w:highlight w:val="none"/>
-        </w:rPr>
-        <w:t xml:space="preserve">-This is all your fault! Your egotistical ambitions have dug your own grave! I will commit the Assembly to initiate the Obedience protocol for all the other ones that are left. But not for you! Your wretched soul will never get to see another day!</w:t>
+        <w:t xml:space="preserve">-Your incompetence has doomed us!</w:t>
       </w:r>
       <w:r>
         <w:rPr>
@@ -264,6 +244,49 @@
         <w:spacing/>
         <w:ind w:right="0" w:firstLine="0" w:left="0"/>
         <w:rPr>
+          <w:rFonts w:ascii="Calibri" w:hAnsi="Calibri" w:eastAsia="Calibri" w:cs="Calibri"/>
+          <w:sz w:val="24"/>
+          <w:szCs w:val="24"/>
+          <w:highlight w:val="none"/>
+        </w:rPr>
+      </w:pPr>
+      <w:r>
+        <w:rPr>
+          <w:rFonts w:ascii="Calibri" w:hAnsi="Calibri" w:eastAsia="Calibri" w:cs="Calibri"/>
+          <w:sz w:val="24"/>
+          <w:szCs w:val="24"/>
+          <w:highlight w:val="none"/>
+        </w:rPr>
+        <w:t xml:space="preserve">-This is all your fault! Your blindsided ambitions have pushed everything over the edge! I will commit the Assembly to initiate the Obedience protocol and terminate all those that are still left, afflicted or otherwise. But there won’t be any help coming for you! Your wretched soul will never get to see another day, and history will bury you and your own into irrelevancy!</w:t>
+      </w:r>
+      <w:r>
+        <w:rPr>
+          <w:rFonts w:ascii="Calibri" w:hAnsi="Calibri" w:eastAsia="Calibri" w:cs="Calibri"/>
+          <w:sz w:val="24"/>
+          <w:szCs w:val="24"/>
+          <w:highlight w:val="none"/>
+        </w:rPr>
+      </w:r>
+      <w:r>
+        <w:rPr>
+          <w:rFonts w:ascii="Calibri" w:hAnsi="Calibri" w:eastAsia="Calibri" w:cs="Calibri"/>
+          <w:sz w:val="24"/>
+          <w:szCs w:val="24"/>
+          <w:highlight w:val="none"/>
+        </w:rPr>
+      </w:r>
+    </w:p>
+    <w:p>
+      <w:pPr>
+        <w:pBdr>
+          <w:top w:val="none" w:color="000000" w:sz="4" w:space="0"/>
+          <w:left w:val="none" w:color="000000" w:sz="4" w:space="0"/>
+          <w:bottom w:val="none" w:color="000000" w:sz="4" w:space="0"/>
+          <w:right w:val="none" w:color="000000" w:sz="4" w:space="0"/>
+        </w:pBdr>
+        <w:spacing/>
+        <w:ind w:right="0" w:firstLine="0" w:left="0"/>
+        <w:rPr>
           <w:rFonts w:ascii="Calibri" w:hAnsi="Calibri" w:cs="Calibri"/>
         </w:rPr>
       </w:pPr>
@@ -281,7 +304,11 @@
           <w:rFonts w:ascii="Calibri" w:hAnsi="Calibri" w:cs="Calibri"/>
         </w:rPr>
       </w:r>
-      <w:r/>
+      <w:r>
+        <w:rPr>
+          <w:rFonts w:ascii="Calibri" w:hAnsi="Calibri" w:cs="Calibri"/>
+        </w:rPr>
+      </w:r>
     </w:p>
     <w:sectPr>
       <w:footnotePr/>
